--- a/17-impulse/worksheet.docx
+++ b/17-impulse/worksheet.docx
@@ -179,20 +179,18 @@
               <w:rPr>
                 <w:sz w:val="21"/>
               </w:rPr>
-              <w:t xml:space="preserve">, racket, club. Set values with the sliders, or </w:t>
+              <w:t>, racket, club. Set values with ▼ ▲, or type a value in the box.</w:t>
             </w:r>
             <w:r>
               <w:rPr>
                 <w:b/>
                 <w:sz w:val="21"/>
               </w:rPr>
-              <w:t>type a value</w:t>
             </w:r>
             <w:r>
               <w:rPr>
                 <w:sz w:val="21"/>
               </w:rPr>
-              <w:t xml:space="preserve"> in the box next to a slider and press Enter.</w:t>
             </w:r>
           </w:p>
           <w:p>

--- a/17-impulse/worksheet.docx
+++ b/17-impulse/worksheet.docx
@@ -121,7 +121,7 @@
                 <w:b/>
                 <w:sz w:val="21"/>
               </w:rPr>
-              <w:t>biba0112.github.io/physics-sims/17-impulse</w:t>
+              <w:t>physics.taneski.com/17-impulse</w:t>
             </w:r>
             <w:r>
               <w:rPr>
